--- a/rapports/16_02_2026/BALDE/coh_EQ18_sup_111201030016.docx
+++ b/rapports/16_02_2026/BALDE/coh_EQ18_sup_111201030016.docx
@@ -25,7 +25,7 @@
         <w:br/>
         <w:t>Grappe: 111201030016</w:t>
         <w:br/>
-        <w:t>Date: 16/02/2026 a 12:40</w:t>
+        <w:t>Date: 16/02/2026 a 12:58</w:t>
       </w:r>
     </w:p>
     <w:p/>

--- a/rapports/16_02_2026/BALDE/coh_EQ18_sup_111201030016.docx
+++ b/rapports/16_02_2026/BALDE/coh_EQ18_sup_111201030016.docx
@@ -25,7 +25,7 @@
         <w:br/>
         <w:t>Grappe: 111201030016</w:t>
         <w:br/>
-        <w:t>Date: 16/02/2026 a 12:58</w:t>
+        <w:t>Date: 16/02/2026 a 13:04</w:t>
       </w:r>
     </w:p>
     <w:p/>
@@ -937,7 +937,7 @@
         <w:rPr>
           <w:sz w:val="20"/>
         </w:rPr>
-        <w:t>- Attention ! Le prix unitaire d'achat (25 Fcfa) de Poivre en Sachets (Petit) est relativement faible par rapport aux autres prix observés dans cette zone. Prière de corriger ou de confirmer avec le QG. Attention ! Le prix unitaire d'achat (50 Fcfa) de Aubergine sauvage  en Pièce (Moyen) est relativement faible par rapport aux autres prix observés dans cette zone. Prière de corriger ou de confirmer avec le QG. Avertissement!! La quantité (10.5 litre) du produit Huile de soja  consommée  par le ménage semble très élevé, prière de corriger ou confirmer avec le QG. Attention ! Le prix unitaire d'achat (1000 Fcfa) de Huile de soja  en Bidon 20l (taille unique) est relativement faible par rapport aux autres prix observés dans cette zone. Prière de corriger ou de confirmer avec le QG. Avertissement!!! Le ménage a consommé 7 Paquet Petit de Thé en sachet, cette quantité semble anormale pour une consommation des 7 derniers jours.Prière de corriger ou de confirmer avec le QG. Avertissement!! le prix unitaire (100 Fcfa) de Thé en sachet (unité: Paquet) de taille Petit est très faible ou élevé. Prière de corriger ou de confirmer avec le QG. Incohérence!! Dans ce ménage, chaque individus consomme par jour 20.67129 Kg  de cereale; Prière de revoir les quantités prises de ces produits. Le prix d'achat unitaire (370 Fcfa) de Riz local fumé (malo-woussou) en Sac (50 Kg) de taille taille unique est très faible, prière de regarder les reponses prises dans les questions s07bq07a s07bq07b s07bq07c s07bq08 pour mieux corriger. Attention ! Le prix unitaire d'achat (370 Fcfa) de Riz local fumé (malo-woussou) en Sac (50 Kg) (taille unique) est relativement faible par rapport aux autres prix observés dans cette zone. Prière de corriger ou de confirmer avec le QG. Le prix d'achat unitaire (560 Fcfa) de Sucre en poudre  en Sac (5 Kg) de taille taille unique est très faible, prière de regarder les reponses prises dans les questions s07bq07a s07bq07b s07bq07c s07bq08 pour mieux corriger.</w:t>
+        <w:t>- Attention ! Le prix unitaire d'achat (25 Fcfa) de Poivre en Sachets (Petit) est relativement faible par rapport aux autres prix observés dans cette zone. Prière de corriger ou de confirmer avec le QG. Avertissement!! La quantité (10.5 litre) du produit Huile de soja  consommée  par le ménage semble très élevé, prière de corriger ou confirmer avec le QG. Attention ! Le prix unitaire d'achat (1000 Fcfa) de Huile de soja  en Bidon 20l (taille unique) est relativement faible par rapport aux autres prix observés dans cette zone. Prière de corriger ou de confirmer avec le QG. Avertissement!!! Le ménage a consommé 7 Paquet Petit de Thé en sachet, cette quantité semble anormale pour une consommation des 7 derniers jours.Prière de corriger ou de confirmer avec le QG. Avertissement!! le prix unitaire (100 Fcfa) de Thé en sachet (unité: Paquet) de taille Petit est très faible ou élevé. Prière de corriger ou de confirmer avec le QG. Incohérence!! Dans ce ménage, chaque individus consomme par jour 38.81943 Kg  de cereale; Prière de revoir les quantités prises de ces produits. Le prix d'achat unitaire (370 Fcfa) de Riz local fumé (malo-woussou) en Sac (50 Kg) de taille taille unique est très faible, prière de regarder les reponses prises dans les questions s07bq07a s07bq07b s07bq07c s07bq08 pour mieux corriger. Attention ! Le prix unitaire d'achat (370 Fcfa) de Riz local fumé (malo-woussou) en Sac (50 Kg) (taille unique) est relativement faible par rapport aux autres prix observés dans cette zone. Prière de corriger ou de confirmer avec le QG. Le prix d'achat unitaire (560 Fcfa) de Sucre en poudre  en Sac (5 Kg) de taille taille unique est très faible, prière de regarder les reponses prises dans les questions s07bq07a s07bq07b s07bq07c s07bq08 pour mieux corriger. Attention ! Le prix unitaire d'achat (560 Fcfa) de Sucre en poudre  en Sac (5 Kg) (taille unique) est relativement faible par rapport aux autres prix observés dans cette zone. Prière de corriger ou de confirmer avec le QG.</w:t>
       </w:r>
     </w:p>
     <w:p>
@@ -1555,7 +1555,7 @@
         <w:rPr>
           <w:sz w:val="20"/>
         </w:rPr>
-        <w:t>- Attention ! Le prix unitaire d'achat (50 Fcfa) de Carotte en Pièce (Petit) est relativement faible par rapport aux autres prix observés dans cette zone. Prière de corriger ou de confirmer avec le QG. Avertissement!! La quantité (5.25 litre) du produit Huile de soja  consommée  par le ménage semble très élevé, prière de corriger ou confirmer avec le QG. Avertissement!!! Le ménage a consommé 7 Paquet Petit de Thé en sachet, cette quantité semble anormale pour une consommation des 7 derniers jours.Prière de corriger ou de confirmer avec le QG. Avertissement!! le prix unitaire (100 Fcfa) de Thé en sachet (unité: Paquet) de taille Petit est très faible ou élevé. Prière de corriger ou de confirmer avec le QG. Avertissement!!!Le ménage a consommé 49 miche de Moyen de Pain traditionnel (Baguette)  ce qui semble incoherent pour une consommation aucours des 7 derniers jours, prière de verifier et corriger. Incohérence!! Dans ce ménage, chaque individus consomme par jour 17.02687 Kg  de cereale; Prière de revoir les quantités prises de ces produits. Incohérence!! Dans ce ménage, chaque individus consomme par jour 17.02687 Kg  de cereale; Prière de revoir les quantités prises de ces produits.</w:t>
+        <w:t>- Attention ! Le prix unitaire d'achat (25 Fcfa) de Poivron frais en Pièce (Petit) est relativement faible par rapport aux autres prix observés dans cette zone. Prière de corriger ou de confirmer avec le QG. Attention ! Le prix unitaire d'achat (66.66666 Fcfa) de Oignon frais en Pièce (Petit) est relativement élevé par rapport aux autres prix observés dans cette zone. Prière de corriger ou de confirmer avec le QG. Avertissement!! La quantité (5.25 litre) du produit Huile de soja  consommée  par le ménage semble très élevé, prière de corriger ou confirmer avec le QG. Avertissement!!! Le ménage a consommé 7 Paquet Petit de Thé en sachet, cette quantité semble anormale pour une consommation des 7 derniers jours.Prière de corriger ou de confirmer avec le QG. Avertissement!! le prix unitaire (100 Fcfa) de Thé en sachet (unité: Paquet) de taille Petit est très faible ou élevé. Prière de corriger ou de confirmer avec le QG. Avertissement!!!Le ménage a consommé 49 miche de Moyen de Pain traditionnel (Baguette)  ce qui semble incoherent pour une consommation aucours des 7 derniers jours, prière de verifier et corriger. Incohérence!! Dans ce ménage, chaque individus consomme par jour 27.48446 Kg  de cereale; Prière de revoir les quantités prises de ces produits. Incohérence!! Dans ce ménage, chaque individus consomme par jour 27.48446 Kg  de cereale; Prière de revoir les quantités prises de ces produits.</w:t>
       </w:r>
     </w:p>
     <w:p>
@@ -2192,7 +2192,7 @@
         <w:rPr>
           <w:sz w:val="20"/>
         </w:rPr>
-        <w:t>- Attention ! Le prix unitaire d'achat (200 Fcfa) de Sucre en poudre  en Sachets (Petit) est relativement élevé par rapport aux autres prix observés dans cette zone. Prière de corriger ou de confirmer avec le QG. Avertissement!! La quantité (3.5 litre) du produit Huile de soja  consommée  par le ménage semble très élevé, prière de corriger ou confirmer avec le QG. Incohérence!! Dans ce ménage, chaque individus consomme par jour 28.28125 Kg  de cereale; Prière de revoir les quantités prises de ces produits. Le prix d'achat unitaire (1 Fcfa) de Sel en Sachets de taille Petit  est invraisemblable, prière de regarder les reponses prises dans les questions s07bq07a s07bq07b s07bq07c s07bq08 pour mieux corriger.</w:t>
+        <w:t>- Attention ! Le prix unitaire d'achat (200 Fcfa) de Sucre en poudre  en Sachets (Petit) est relativement élevé par rapport aux autres prix observés dans cette zone. Prière de corriger ou de confirmer avec le QG. Avertissement!! La quantité (3.5 litre) du produit Huile de soja  consommée  par le ménage semble très élevé, prière de corriger ou confirmer avec le QG. Incohérence!! Dans ce ménage, chaque individus consomme par jour 47.86161 Kg  de cereale; Prière de revoir les quantités prises de ces produits. Le prix d'achat unitaire (1 Fcfa) de Sel en Sachets de taille Petit  est invraisemblable, prière de regarder les reponses prises dans les questions s07bq07a s07bq07b s07bq07c s07bq08 pour mieux corriger.</w:t>
       </w:r>
     </w:p>
     <w:p>
@@ -2750,7 +2750,7 @@
         <w:rPr>
           <w:sz w:val="20"/>
         </w:rPr>
-        <w:t>- Attention ! Le prix unitaire d'achat (50 Fcfa) de Niébé/Haricots secs en Sachets (Petit) est relativement faible par rapport aux autres prix observés dans cette zone. Prière de corriger ou de confirmer avec le QG. Attention ! Le prix unitaire d'achat (50 Fcfa) de Patate douce en Pièce (Petit) est relativement faible par rapport aux autres prix observés dans cette zone. Prière de corriger ou de confirmer avec le QG. Incohérence!! Dans ce ménage, chaque individus consomme par jour 44.93029 Kg  de cereale; Prière de revoir les quantités prises de ces produits.</w:t>
+        <w:t>- Attention ! Le prix unitaire d'achat (50 Fcfa) de Niébé/Haricots secs en Sachets (Petit) est relativement faible par rapport aux autres prix observés dans cette zone. Prière de corriger ou de confirmer avec le QG. Attention ! Le prix unitaire d'achat (50 Fcfa) de Patate douce en Pièce (Petit) est relativement faible par rapport aux autres prix observés dans cette zone. Prière de corriger ou de confirmer avec le QG. Incohérence!! Dans ce ménage, chaque individus consomme par jour 79.42628 Kg  de cereale; Prière de revoir les quantités prises de ces produits.</w:t>
       </w:r>
     </w:p>
     <w:p>
@@ -3214,8 +3214,6 @@
         </w:rPr>
         <w:t xml:space="preserve">- Attention ! Le frais de scolarité (2000 Fcfa) de AISSATA KARDIATOU NDIAYE en 1ére année de Primaire est relativement élevé par rapport aux autres frais de scolarités observés dans cette zone. Prière de corriger ou de confirmer avec le QG. </w:t>
         <w:br/>
-        <w:t xml:space="preserve">- Attention ! Le frais de scolarité (2000 Fcfa) de HOULEYE BA en 2ème année de Primaire est relativement élevé par rapport aux autres frais de scolarités observés dans cette zone. Prière de corriger ou de confirmer avec le QG. </w:t>
-        <w:br/>
         <w:t xml:space="preserve">- Avertissement!!! L'âge de HAWA DABO avec son niveau d'étude (Fondamental 2) semble incoherent, veuillez confirmer cette information avec le QG ou corriger l'incohérence. </w:t>
         <w:br/>
         <w:t xml:space="preserve">- Peu probable! AMINATA COULIBALY  n'arrive pas  à comprendre un petit texte lu dans une langue locale (s02q03). Veuillez corriger ou donner des explications au QG. Peu probable! AMINATA COULIBALY  ne sait ni lire, ni écrire, ni comprendre dans aucune des langues  (s02q01,s02q02,s02q03). Veuillez corriger ou donner des explications au QG. </w:t>
@@ -3303,7 +3301,7 @@
         <w:rPr>
           <w:sz w:val="20"/>
         </w:rPr>
-        <w:t>- Attention ! Le prix unitaire d'achat (50 Fcfa) de Carpe séchée en Pièce (Petit) est relativement faible par rapport aux autres prix observés dans cette zone. Prière de corriger ou de confirmer avec le QG. Avertissement!! La quantité (5 litre) du produit Huile d'arachide raffinée consommée  par le ménage semble très élevé, prière de corriger ou confirmer avec le QG. Avertissement!!! Le ménage a consommé 8 Tas Moyen de Poisson frais type 9, cette quantité semble anormale pour une consommation des 7 derniers jours.Prière de corriger ou de confirmer avec le QG. Incohérence!! Dans ce ménage, chaque individus consomme par jour 17.48528 Kg  de cereale; Prière de revoir les quantités prises de ces produits. Incohérence!! Dans ce ménage, chaque individus consomme par jour 17.48528 Kg  de cereale; Prière de revoir les quantités prises de ces produits.</w:t>
+        <w:t>- Attention ! Le prix unitaire d'achat (50 Fcfa) de Carpe séchée en Pièce (Petit) est relativement faible par rapport aux autres prix observés dans cette zone. Prière de corriger ou de confirmer avec le QG. Avertissement!! La quantité (5 litre) du produit Huile d'arachide raffinée consommée  par le ménage semble très élevé, prière de corriger ou confirmer avec le QG. Avertissement!!! Le ménage a consommé 8 Tas Moyen de Poisson frais type 9, cette quantité semble anormale pour une consommation des 7 derniers jours.Prière de corriger ou de confirmer avec le QG. Incohérence!! Dans ce ménage, chaque individus consomme par jour 33.14868 Kg  de cereale; Prière de revoir les quantités prises de ces produits. Incohérence!! Dans ce ménage, chaque individus consomme par jour 33.14868 Kg  de cereale; Prière de revoir les quantités prises de ces produits.</w:t>
       </w:r>
     </w:p>
     <w:p>
@@ -3984,7 +3982,7 @@
         <w:rPr>
           <w:sz w:val="20"/>
         </w:rPr>
-        <w:t>- Attention ! Le prix unitaire d'achat (200 Fcfa) de Patate douce en Pièce (Moyen) est relativement élevé par rapport aux autres prix observés dans cette zone. Prière de corriger ou de confirmer avec le QG. Attention ! Le prix unitaire d'achat (4000 Fcfa) de Café en poudre soluble en Sachets industriel (Moyen) est relativement élevé par rapport aux autres prix observés dans cette zone. Prière de corriger ou de confirmer avec le QG. Attention ! Le prix unitaire d'achat (50 Fcfa) de Courge en Pièce (Moyen) est relativement faible par rapport aux autres prix observés dans cette zone. Prière de corriger ou de confirmer avec le QG. Attention ! Le prix unitaire d'achat (700 Fcfa) de Oignon frais en Kg (taille unique) est relativement élevé par rapport aux autres prix observés dans cette zone. Prière de corriger ou de confirmer avec le QG. Avertissement!! La quantité (3.5 litre) du produit Huile de soja  consommée  par le ménage semble très élevé, prière de corriger ou confirmer avec le QG. Attention ! Le prix unitaire d'achat (1050 Fcfa) de Huile de soja  en Bidon 20l (taille unique) est relativement faible par rapport aux autres prix observés dans cette zone. Prière de corriger ou de confirmer avec le QG. Avertissement!!! Le ménage a consommé 10 Tas Moyen de Capitaine frais, cette quantité semble anormale pour une consommation des 7 derniers jours.Prière de corriger ou de confirmer avec le QG. Avertissement!!! Le ménage a consommé 7 Paquet Petit de Thé en sachet, cette quantité semble anormale pour une consommation des 7 derniers jours.Prière de corriger ou de confirmer avec le QG. Avertissement!! le prix unitaire (100 Fcfa) de Thé en sachet (unité: Paquet) de taille Petit est très faible ou élevé. Prière de corriger ou de confirmer avec le QG. Avertissement!!!Le ménage a consommé 49 miche de Moyen de Pain traditionnel (Baguette)  ce qui semble incoherent pour une consommation aucours des 7 derniers jours, prière de verifier et corriger. Incohérence!! Dans ce ménage, chaque individus consomme par jour 26.96381 Kg  de cereale; Prière de revoir les quantités prises de ces produits. Incohérence!! Dans ce ménage, chaque individus consomme par jour 26.96381 Kg  de cereale; Prière de revoir les quantités prises de ces produits. Incohérence!! Dans ce ménage, chaque individus consomme par jour 26.96381 Kg  de cereale; Prière de revoir les quantités prises de ces produits. Le prix d'achat unitaire (360 Fcfa) de Riz local Gambiaka en Sac (50 Kg) de taille taille unique est très faible, prière de regarder les reponses prises dans les questions s07bq07a s07bq07b s07bq07c s07bq08 pour mieux corriger. Le prix d'achat unitaire (600 Fcfa) de Sucre en poudre  en Sac (25 Kg) de taille taille unique est très faible, prière de regarder les reponses prises dans les questions s07bq07a s07bq07b s07bq07c s07bq08 pour mieux corriger.</w:t>
+        <w:t>- Attention ! Le prix unitaire d'achat (200 Fcfa) de Patate douce en Pièce (Moyen) est relativement élevé par rapport aux autres prix observés dans cette zone. Prière de corriger ou de confirmer avec le QG. Attention ! Le prix unitaire d'achat (4000 Fcfa) de Café en poudre soluble en Sachets industriel (Moyen) est relativement élevé par rapport aux autres prix observés dans cette zone. Prière de corriger ou de confirmer avec le QG. Attention ! Le prix unitaire d'achat (50 Fcfa) de Courge en Pièce (Moyen) est relativement faible par rapport aux autres prix observés dans cette zone. Prière de corriger ou de confirmer avec le QG. Avertissement!! La quantité (3.5 litre) du produit Huile de soja  consommée  par le ménage semble très élevé, prière de corriger ou confirmer avec le QG. Attention ! Le prix unitaire d'achat (1050 Fcfa) de Huile de soja  en Bidon 20l (taille unique) est relativement faible par rapport aux autres prix observés dans cette zone. Prière de corriger ou de confirmer avec le QG. Avertissement!!! Le ménage a consommé 10 Tas Moyen de Capitaine frais, cette quantité semble anormale pour une consommation des 7 derniers jours.Prière de corriger ou de confirmer avec le QG. Avertissement!!! Le ménage a consommé 7 Paquet Petit de Thé en sachet, cette quantité semble anormale pour une consommation des 7 derniers jours.Prière de corriger ou de confirmer avec le QG. Avertissement!! le prix unitaire (100 Fcfa) de Thé en sachet (unité: Paquet) de taille Petit est très faible ou élevé. Prière de corriger ou de confirmer avec le QG. Avertissement!!!Le ménage a consommé 49 miche de Moyen de Pain traditionnel (Baguette)  ce qui semble incoherent pour une consommation aucours des 7 derniers jours, prière de verifier et corriger. Incohérence!! Dans ce ménage, chaque individus consomme par jour 43.73111 Kg  de cereale; Prière de revoir les quantités prises de ces produits. Incohérence!! Dans ce ménage, chaque individus consomme par jour 43.73111 Kg  de cereale; Prière de revoir les quantités prises de ces produits. Incohérence!! Dans ce ménage, chaque individus consomme par jour 43.73111 Kg  de cereale; Prière de revoir les quantités prises de ces produits. Le prix d'achat unitaire (360 Fcfa) de Riz local Gambiaka en Sac (50 Kg) de taille taille unique est très faible, prière de regarder les reponses prises dans les questions s07bq07a s07bq07b s07bq07c s07bq08 pour mieux corriger. Attention ! Le prix unitaire d'achat (360 Fcfa) de Riz local Gambiaka en Sac (50 Kg) (taille unique) est relativement faible par rapport aux autres prix observés dans cette zone. Prière de corriger ou de confirmer avec le QG. Le prix d'achat unitaire (600 Fcfa) de Sucre en poudre  en Sac (25 Kg) de taille taille unique est très faible, prière de regarder les reponses prises dans les questions s07bq07a s07bq07b s07bq07c s07bq08 pour mieux corriger.</w:t>
       </w:r>
     </w:p>
     <w:p>
@@ -4532,9 +4530,9 @@
         <w:rPr>
           <w:sz w:val="20"/>
         </w:rPr>
-        <w:t xml:space="preserve">- Incohérence ! le montant payé de AMINATA DEMBA LY pour les frais de scolarité est très faible. veuillez, s'il vous plait, confirmer ces informations avec le QG ou apporter les corrections nécessaires. Incohérence!! La dépense liée à la cotisation de AMINATA DEMBA LY qui fréquente une école privée est supérieur aux frais de scolarités, les cotisations ne peuvent pas être supérieur  à la scolarisation. Prière de corriger ces cas.  Incohérence ! seulement les écoles gouvermentales paient les cotisations (Gouvernement, communauté, ONG ou organisation humanitaire). veuillez, s'il vous plait, confirmer cette information de AMINATA DEMBA LY avec le QG ou apporter les corrections nécessaires. Dans les milieux ruraux les frais d'uniformes de AMINATA DEMBA LY sont peut-être obligatoire et sont payés aussi dans les écoles privés, prière de verifier pour corriger ou confirmer avec le QG. </w:t>
+        <w:t xml:space="preserve">- Incohérence ! le montant payé de AMINATA DEMBA LY pour les frais de scolarité est très faible. veuillez, s'il vous plait, confirmer ces informations avec le QG ou apporter les corrections nécessaires. Incohérence!! La dépense liée à la cotisation de AMINATA DEMBA LY qui fréquente une école privée est supérieur aux frais de scolarités, les cotisations ne peuvent pas être supérieur  à la scolarisation. Prière de corriger ces cas.  Incohérence ! seulement les écoles gouvermentales paient les cotisations (Gouvernement, communauté, ONG ou organisation humanitaire). veuillez, s'il vous plait, confirmer cette information de AMINATA DEMBA LY avec le QG ou apporter les corrections nécessaires. Dans les milieux ruraux les frais d'uniformes de AMINATA DEMBA LY sont peut-être obligatoire et sont payés aussi dans les écoles privés, prière de verifier pour corriger ou confirmer avec le QG. Attention ! Le frais de scolarité (36000 Fcfa) de AMINATA DEMBA LY en 5ème année de Primaire est relativement élevé par rapport aux autres frais de scolarités observés dans cette zone. Prière de corriger ou de confirmer avec le QG. </w:t>
         <w:br/>
-        <w:t xml:space="preserve">-  Incohérence ! le montant payé de RACKY DEMBA LY pour les frais de scolarité est très faible. veuillez, s'il vous plait, confirmer ces informations avec le QG ou apporter les corrections nécessaires. Incohérence!! La dépense liée à la cotisation de RACKY DEMBA LY qui fréquente une école privée est supérieur aux frais de scolarités, les cotisations ne peuvent pas être supérieur  à la scolarisation. Prière de corriger ces cas.  Incohérence ! seulement les écoles gouvermentales paient les cotisations (Gouvernement, communauté, ONG ou organisation humanitaire). veuillez, s'il vous plait, confirmer cette information de RACKY DEMBA LY avec le QG ou apporter les corrections nécessaires. Dans les milieux ruraux les frais d'uniformes de RACKY DEMBA LY sont peut-être obligatoire et sont payés aussi dans les écoles privés, prière de verifier pour corriger ou confirmer avec le QG. Attention ! Le frais de scolarité (2000 Fcfa) de RACKY DEMBA LY en 2ème année de Primaire est relativement élevé par rapport aux autres frais de scolarités observés dans cette zone. Prière de corriger ou de confirmer avec le QG. Attention ! Le frais de scolarité (22500 Fcfa) de RACKY DEMBA LY en 2ème année de Primaire est relativement élevé par rapport aux autres frais de scolarités observés dans cette zone. Prière de corriger ou de confirmer avec le QG. </w:t>
+        <w:t xml:space="preserve">-  Incohérence ! le montant payé de RACKY DEMBA LY pour les frais de scolarité est très faible. veuillez, s'il vous plait, confirmer ces informations avec le QG ou apporter les corrections nécessaires. Incohérence!! La dépense liée à la cotisation de RACKY DEMBA LY qui fréquente une école privée est supérieur aux frais de scolarités, les cotisations ne peuvent pas être supérieur  à la scolarisation. Prière de corriger ces cas.  Incohérence ! seulement les écoles gouvermentales paient les cotisations (Gouvernement, communauté, ONG ou organisation humanitaire). veuillez, s'il vous plait, confirmer cette information de RACKY DEMBA LY avec le QG ou apporter les corrections nécessaires. Dans les milieux ruraux les frais d'uniformes de RACKY DEMBA LY sont peut-être obligatoire et sont payés aussi dans les écoles privés, prière de verifier pour corriger ou confirmer avec le QG. Attention ! Le frais de scolarité (22500 Fcfa) de RACKY DEMBA LY en 2ème année de Primaire est relativement élevé par rapport aux autres frais de scolarités observés dans cette zone. Prière de corriger ou de confirmer avec le QG. </w:t>
         <w:br/>
         <w:t xml:space="preserve">-  Incohérence ! le montant payé de SEIKOU LY pour les frais de scolarité est très faible. veuillez, s'il vous plait, confirmer ces informations avec le QG ou apporter les corrections nécessaires. Incohérence!! La dépense liée à la cotisation de SEIKOU LY qui fréquente une école privée est supérieur aux frais de scolarités, les cotisations ne peuvent pas être supérieur  à la scolarisation. Prière de corriger ces cas.  Incohérence ! seulement les écoles gouvermentales paient les cotisations (Gouvernement, communauté, ONG ou organisation humanitaire). veuillez, s'il vous plait, confirmer cette information de SEIKOU LY avec le QG ou apporter les corrections nécessaires. Dans les milieux ruraux les frais d'uniformes de SEIKOU LY sont peut-être obligatoire et sont payés aussi dans les écoles privés, prière de verifier pour corriger ou confirmer avec le QG. </w:t>
         <w:br/>
@@ -4613,7 +4611,7 @@
         <w:rPr>
           <w:sz w:val="20"/>
         </w:rPr>
-        <w:t>- Avertissement!! La quantité (6 litre) du produit Huile d'arachide (Segal) Artisanale consommée  par le ménage semble très élevé, prière de corriger ou confirmer avec le QG. Avertissement!!!Le ménage a consommé 56 miche de Moyen de Pain traditionnel (Baguette)  ce qui semble incoherent pour une consommation aucours des 7 derniers jours, prière de verifier et corriger. Incohérence!! Dans ce ménage, chaque individus consomme par jour 18.90939 Kg  de cereale; Prière de revoir les quantités prises de ces produits. Incohérence!! Dans ce ménage, chaque individus consomme par jour 18.90939 Kg  de cereale; Prière de revoir les quantités prises de ces produits.</w:t>
+        <w:t>- Avertissement!! La quantité (6 litre) du produit Huile d'arachide (Segal) Artisanale consommée  par le ménage semble très élevé, prière de corriger ou confirmer avec le QG. Avertissement!!!Le ménage a consommé 56 miche de Moyen de Pain traditionnel (Baguette)  ce qui semble incoherent pour une consommation aucours des 7 derniers jours, prière de verifier et corriger. Incohérence!! Dans ce ménage, chaque individus consomme par jour 32.71296 Kg  de cereale; Prière de revoir les quantités prises de ces produits. Incohérence!! Dans ce ménage, chaque individus consomme par jour 32.71296 Kg  de cereale; Prière de revoir les quantités prises de ces produits.</w:t>
       </w:r>
     </w:p>
     <w:p>
@@ -5282,7 +5280,7 @@
         <w:rPr>
           <w:sz w:val="20"/>
         </w:rPr>
-        <w:t>- Avertissement!! La quantité (10.5 litre) du produit Huile de soja  consommée  par le ménage semble très élevé, prière de corriger ou confirmer avec le QG. Avertissement!!! Le ménage a consommé 10 Pièce Petit de Caramel, bonbons, confiseries, etc., cette quantité semble anormale pour une consommation des 7 derniers jours.Prière de corriger ou de confirmer avec le QG. Avertissement!!! Le ménage a consommé 14 Kg taille unique de Sucre en poudre , cette quantité semble anormale pour une consommation des 7 derniers jours.Prière de corriger ou de confirmer avec le QG. Avertissement!!! Le ménage a consommé 7 Paquet Tres petit de Thé en sachet, cette quantité semble anormale pour une consommation des 7 derniers jours.Prière de corriger ou de confirmer avec le QG. Avertissement!! le prix unitaire (100 Fcfa) de Thé en sachet (unité: Paquet) de taille Tres petit est très faible ou élevé. Prière de corriger ou de confirmer avec le QG.</w:t>
+        <w:t>- Attention ! Le prix unitaire d'achat (6.25 Fcfa) de Soumbala (moutarde africaine) en Boule (dankk) (Petit) est relativement faible par rapport aux autres prix observés dans cette zone. Prière de corriger ou de confirmer avec le QG. Avertissement!! La quantité (10.5 litre) du produit Huile de soja  consommée  par le ménage semble très élevé, prière de corriger ou confirmer avec le QG. Avertissement!!! Le ménage a consommé 10 Pièce Petit de Caramel, bonbons, confiseries, etc., cette quantité semble anormale pour une consommation des 7 derniers jours.Prière de corriger ou de confirmer avec le QG. Avertissement!!! Le ménage a consommé 14 Kg taille unique de Sucre en poudre , cette quantité semble anormale pour une consommation des 7 derniers jours.Prière de corriger ou de confirmer avec le QG. Avertissement!!! Le ménage a consommé 7 Paquet Tres petit de Thé en sachet, cette quantité semble anormale pour une consommation des 7 derniers jours.Prière de corriger ou de confirmer avec le QG. Avertissement!! le prix unitaire (100 Fcfa) de Thé en sachet (unité: Paquet) de taille Tres petit est très faible ou élevé. Prière de corriger ou de confirmer avec le QG.</w:t>
       </w:r>
     </w:p>
     <w:p>
@@ -5475,9 +5473,7 @@
         <w:rPr>
           <w:sz w:val="20"/>
         </w:rPr>
-        <w:t xml:space="preserve">- Attention ! Charrettes a été revendu à 125000 Fcfa qui est relativement élevé par rapport aux autres prix de revente observés dans cette zone. Prière de corriger ou de confirmer avec le QG. </w:t>
-        <w:br/>
-        <w:t xml:space="preserve">- Attention ! Faucheuse a été revendu à 3000 Fcfa qui est relativement élevé par rapport aux autres prix de revente observés dans cette zone. Prière de corriger ou de confirmer avec le QG. </w:t>
+        <w:t xml:space="preserve">- Attention ! Faucheuse a été achété à 3000 Fcfa est relativement élevé par rapport aux autres prix d'achat observés dans cette zone. Prière de corriger ou de confirmer avec le QG. Attention ! Faucheuse a été revendu à 3000 Fcfa qui est relativement élevé par rapport aux autres prix de revente observés dans cette zone. Prière de corriger ou de confirmer avec le QG. </w:t>
         <w:br/>
         <w:t xml:space="preserve">- Attention ! Houe/daba/hilaire a été achété à 6000 Fcfa est relativement élevé par rapport aux autres prix d'achat observés dans cette zone. Prière de corriger ou de confirmer avec le QG. Attention ! Houe/daba/hilaire a été revendu à 6000 Fcfa qui est relativement élevé par rapport aux autres prix de revente observés dans cette zone. Prière de corriger ou de confirmer avec le QG. </w:t>
         <w:br/>
@@ -5977,7 +5973,7 @@
         <w:rPr>
           <w:sz w:val="20"/>
         </w:rPr>
-        <w:t>- Avertissement!! La quantité (7 litre) du produit Huile d'arachide (Segal) Artisanale consommée  par le ménage semble très élevé, prière de corriger ou confirmer avec le QG. Avertissement!!! Le ménage a consommé 1 Paquet Moyen de Thé en sachet, cette quantité semble anormale pour une consommation des 7 derniers jours.Prière de corriger ou de confirmer avec le QG. Avertissement!!! Le ménage a consommé 14 Tas Moyen de Mâchoiron Frais, cette quantité semble anormale pour une consommation des 7 derniers jours.Prière de corriger ou de confirmer avec le QG. Incohérence!! Dans ce ménage, chaque individus consomme par jour 20.84814 Kg  de cereale; Prière de revoir les quantités prises de ces produits. Incohérence!! Dans ce ménage, chaque individus consomme par jour 20.84814 Kg  de cereale; Prière de revoir les quantités prises de ces produits.</w:t>
+        <w:t>- Avertissement!! La quantité (7 litre) du produit Huile d'arachide (Segal) Artisanale consommée  par le ménage semble très élevé, prière de corriger ou confirmer avec le QG. Avertissement!!! Le ménage a consommé 1 Paquet Moyen de Thé en sachet, cette quantité semble anormale pour une consommation des 7 derniers jours.Prière de corriger ou de confirmer avec le QG. Attention ! Le prix unitaire d'achat (1000 Fcfa) de Thé en sachet en Paquet (Moyen) est relativement élevé par rapport aux autres prix observés dans cette zone. Prière de corriger ou de confirmer avec le QG. Avertissement!!! Le ménage a consommé 14 Tas Moyen de Mâchoiron Frais, cette quantité semble anormale pour une consommation des 7 derniers jours.Prière de corriger ou de confirmer avec le QG. Incohérence!! Dans ce ménage, chaque individus consomme par jour 40.60886 Kg  de cereale; Prière de revoir les quantités prises de ces produits. Incohérence!! Dans ce ménage, chaque individus consomme par jour 40.60886 Kg  de cereale; Prière de revoir les quantités prises de ces produits.</w:t>
       </w:r>
     </w:p>
     <w:p>
@@ -6187,28 +6183,7 @@
         <w:rPr>
           <w:sz w:val="20"/>
         </w:rPr>
-        <w:t>- Avertissement! Le prix de vente (6250 Fcfa) d'un Ovins (Moutons) est trop petit ou élevé . Veuillez confirmer ces informations avec le QG ou apporter les corrections nécessaires.</w:t>
-      </w:r>
-    </w:p>
-    <w:p>
-      <w:r>
-        <w:rPr>
-          <w:b/>
-          <w:color w:val="4672C4"/>
-          <w:sz w:val="22"/>
-        </w:rPr>
-        <w:t>&gt;&gt; Section19 - Equipements agricoles</w:t>
-      </w:r>
-    </w:p>
-    <w:p>
-      <w:pPr>
-        <w:ind w:left="283"/>
-      </w:pPr>
-      <w:r>
-        <w:rPr>
-          <w:sz w:val="20"/>
-        </w:rPr>
-        <w:t>- Attention ! Charrettes a été revendu à 150000 Fcfa qui est relativement élevé par rapport aux autres prix de revente observés dans cette zone. Prière de corriger ou de confirmer avec le QG.</w:t>
+        <w:t>- Avertissement! Le prix de vente (6250 Fcfa) d'un Ovins (Moutons) est trop petit ou élevé . Veuillez confirmer ces informations avec le QG ou apporter les corrections nécessaires. Attention ! Le ménage a vendu  4 Ovins (Moutons) à 25000 donc un prix unitaire d'achat (6250 Fcfa) qui  est relativement faible par rapport aux autres prix observés dans cette zone. Prière de corriger ou de confirmer avec le QG.</w:t>
       </w:r>
     </w:p>
     <w:p>
@@ -6640,7 +6615,7 @@
         <w:rPr>
           <w:sz w:val="20"/>
         </w:rPr>
-        <w:t>- La dernière fois que vous avez acheté Viande de poulet entier est chez un voisin et semble exister dans les modalités, prière de prendre attache avec le QG pour plus d'explication afin de la classer bien. Attention ! Le prix unitaire d'achat (25 Fcfa) de Cube alimentaire (Maggi, Jumbo, ) en Cube (Moyen) est relativement faible par rapport aux autres prix observés dans cette zone. Prière de corriger ou de confirmer avec le QG. Attention ! Le prix unitaire d'achat (25 Fcfa) de Poivre en Sachets (Petit) est relativement faible par rapport aux autres prix observés dans cette zone. Prière de corriger ou de confirmer avec le QG. Attention ! Le prix unitaire d'achat (50 Fcfa) de Carotte en Pièce (Moyen) est relativement faible par rapport aux autres prix observés dans cette zone. Prière de corriger ou de confirmer avec le QG. Avertissement!! La quantité (3.5 litre) du produit Huile de soja  consommée  par le ménage semble très élevé, prière de corriger ou confirmer avec le QG. Avertissement!!! Le ménage a consommé 7 Paquet Moyen de Thé en sachet, cette quantité semble anormale pour une consommation des 7 derniers jours.Prière de corriger ou de confirmer avec le QG. Avertissement!! le prix unitaire (100 Fcfa) de Thé en sachet (unité: Paquet) de taille Moyen est très faible ou élevé. Prière de corriger ou de confirmer avec le QG. Incohérence!! Dans ce ménage, chaque individus consomme par jour 22.49444 Kg  de cereale; Prière de revoir les quantités prises de ces produits. Attention ! Le prix unitaire d'achat (600 Fcfa) de Mil en Kg (taille unique) est relativement élevé par rapport aux autres prix observés dans cette zone. Prière de corriger ou de confirmer avec le QG. Incohérence!! Dans ce ménage, chaque individus consomme par jour 22.49444 Kg  de cereale; Prière de revoir les quantités prises de ces produits. Le prix d'achat unitaire (350 Fcfa) de Riz local Gambiaka en Sac (50 Kg) de taille taille unique est très faible, prière de regarder les reponses prises dans les questions s07bq07a s07bq07b s07bq07c s07bq08 pour mieux corriger.</w:t>
+        <w:t>- La dernière fois que vous avez acheté Viande de poulet entier est chez un voisin et semble exister dans les modalités, prière de prendre attache avec le QG pour plus d'explication afin de la classer bien. Attention ! Le prix unitaire d'achat (25 Fcfa) de Ail en Gousse (Moyen) est relativement faible par rapport aux autres prix observés dans cette zone. Prière de corriger ou de confirmer avec le QG. Attention ! Le prix unitaire d'achat (25 Fcfa) de Cube alimentaire (Maggi, Jumbo, ) en Cube (Moyen) est relativement faible par rapport aux autres prix observés dans cette zone. Prière de corriger ou de confirmer avec le QG. Attention ! Le prix unitaire d'achat (25 Fcfa) de Poivre en Sachets (Petit) est relativement faible par rapport aux autres prix observés dans cette zone. Prière de corriger ou de confirmer avec le QG. Attention ! Le prix unitaire d'achat (50 Fcfa) de Carotte en Pièce (Moyen) est relativement faible par rapport aux autres prix observés dans cette zone. Prière de corriger ou de confirmer avec le QG. Attention ! Le prix unitaire d'achat (75 Fcfa) de Feuilles de  Haricot en Tas (Moyen) est relativement faible par rapport aux autres prix observés dans cette zone. Prière de corriger ou de confirmer avec le QG. Avertissement!! La quantité (3.5 litre) du produit Huile de soja  consommée  par le ménage semble très élevé, prière de corriger ou confirmer avec le QG. Avertissement!!! Le ménage a consommé 7 Paquet Moyen de Thé en sachet, cette quantité semble anormale pour une consommation des 7 derniers jours.Prière de corriger ou de confirmer avec le QG. Avertissement!! le prix unitaire (100 Fcfa) de Thé en sachet (unité: Paquet) de taille Moyen est très faible ou élevé. Prière de corriger ou de confirmer avec le QG. Incohérence!! Dans ce ménage, chaque individus consomme par jour 41.43651 Kg  de cereale; Prière de revoir les quantités prises de ces produits. Attention ! Le prix unitaire d'achat (600 Fcfa) de Mil en Kg (taille unique) est relativement élevé par rapport aux autres prix observés dans cette zone. Prière de corriger ou de confirmer avec le QG. Incohérence!! Dans ce ménage, chaque individus consomme par jour 41.43651 Kg  de cereale; Prière de revoir les quantités prises de ces produits. Le prix d'achat unitaire (350 Fcfa) de Riz local Gambiaka en Sac (50 Kg) de taille taille unique est très faible, prière de regarder les reponses prises dans les questions s07bq07a s07bq07b s07bq07c s07bq08 pour mieux corriger. Attention ! Le prix unitaire d'achat (350 Fcfa) de Riz local Gambiaka en Sac (50 Kg) (taille unique) est relativement faible par rapport aux autres prix observés dans cette zone. Prière de corriger ou de confirmer avec le QG.</w:t>
       </w:r>
     </w:p>
     <w:p>
@@ -6829,7 +6804,7 @@
         <w:rPr>
           <w:sz w:val="20"/>
         </w:rPr>
-        <w:t>- Attention ! Charrettes a été revendu à 140000 Fcfa qui est relativement élevé par rapport aux autres prix de revente observés dans cette zone. Prière de corriger ou de confirmer avec le QG.</w:t>
+        <w:t>- Attention ! Herse a été revendu à 2500 Fcfa qui est relativement élevé par rapport aux autres prix de revente observés dans cette zone. Prière de corriger ou de confirmer avec le QG.</w:t>
       </w:r>
     </w:p>
     <w:p>
@@ -7275,7 +7250,7 @@
         <w:rPr>
           <w:sz w:val="20"/>
         </w:rPr>
-        <w:t>- Avertissement!! La quantité (5.25 litre) du produit Huile de soja  consommée  par le ménage semble très élevé, prière de corriger ou confirmer avec le QG. Avertissement!!! Le ménage a consommé 10 Pièce Moyen de Carpe séchée, cette quantité semble anormale pour une consommation des 7 derniers jours.Prière de corriger ou de confirmer avec le QG. Avertissement!!! Le ménage a consommé 7 Paquet Petit de Thé en sachet, cette quantité semble anormale pour une consommation des 7 derniers jours.Prière de corriger ou de confirmer avec le QG. Avertissement!! le prix unitaire (100 Fcfa) de Thé en sachet (unité: Paquet) de taille Petit est très faible ou élevé. Prière de corriger ou de confirmer avec le QG. Avertissement!!!Le ménage a consommé 49 miche de Petit de Pain traditionnel (Baguette)  ce qui semble incoherent pour une consommation aucours des 7 derniers jours, prière de verifier et corriger. Avertissement!!!Le ménage a consommé 63 Sachets de Petit de Café en poudre soluble  ce qui semble incoherent pour une consommation aucours des 7 derniers jours, prière de verifier et corriger. Incohérence!! Dans ce ménage, chaque individus consomme par jour 21.33429 Kg  de cereale; Prière de revoir les quantités prises de ces produits.</w:t>
+        <w:t>- Attention ! Soupçons de quantité anormale! Le ménage de ABDOUL LAMINE KANE avec une taille de 11 personnes a consommé 10 Pièce en Petit de Carotte qui est relativement élevé comme consommation par rapport à la condition de vie des autres ménages de même taille dans cette zone. Prière de corriger ou de confirmer avec le QG. Avertissement!! La quantité (5.25 litre) du produit Huile de soja  consommée  par le ménage semble très élevé, prière de corriger ou confirmer avec le QG. Avertissement!!! Le ménage a consommé 10 Pièce Moyen de Carpe séchée, cette quantité semble anormale pour une consommation des 7 derniers jours.Prière de corriger ou de confirmer avec le QG. Avertissement!!! Le ménage a consommé 7 Paquet Petit de Thé en sachet, cette quantité semble anormale pour une consommation des 7 derniers jours.Prière de corriger ou de confirmer avec le QG. Avertissement!! le prix unitaire (100 Fcfa) de Thé en sachet (unité: Paquet) de taille Petit est très faible ou élevé. Prière de corriger ou de confirmer avec le QG. Avertissement!!!Le ménage a consommé 49 miche de Petit de Pain traditionnel (Baguette)  ce qui semble incoherent pour une consommation aucours des 7 derniers jours, prière de verifier et corriger. Avertissement!!!Le ménage a consommé 63 Sachets de Petit de Café en poudre soluble  ce qui semble incoherent pour une consommation aucours des 7 derniers jours, prière de verifier et corriger. Incohérence!! Dans ce ménage, chaque individus consomme par jour 54.96571 Kg  de cereale; Prière de revoir les quantités prises de ces produits.</w:t>
       </w:r>
     </w:p>
     <w:p>
@@ -7443,7 +7418,7 @@
         <w:rPr>
           <w:sz w:val="20"/>
         </w:rPr>
-        <w:t>- Attention ! Faucheuse a été revendu à 2500 Fcfa qui est relativement élevé par rapport aux autres prix de revente observés dans cette zone. Prière de corriger ou de confirmer avec le QG.</w:t>
+        <w:t>- Attention ! Faucheuse a été achété à 2500 Fcfa est relativement élevé par rapport aux autres prix d'achat observés dans cette zone. Prière de corriger ou de confirmer avec le QG. Attention ! Faucheuse a été revendu à 2500 Fcfa qui est relativement élevé par rapport aux autres prix de revente observés dans cette zone. Prière de corriger ou de confirmer avec le QG.</w:t>
       </w:r>
     </w:p>
     <w:p>
@@ -7884,7 +7859,7 @@
         <w:rPr>
           <w:sz w:val="20"/>
         </w:rPr>
-        <w:t>- Attention ! Le prix unitaire d'achat (25 Fcfa) de Ail en Sachets (Petit) est relativement faible par rapport aux autres prix observés dans cette zone. Prière de corriger ou de confirmer avec le QG. Attention ! Le prix unitaire d'achat (25 Fcfa) de Poivre en Sachets (Petit) est relativement faible par rapport aux autres prix observés dans cette zone. Prière de corriger ou de confirmer avec le QG. Attention ! Le prix unitaire d'achat (75 Fcfa) de Piment frais en Tas (Petit) est relativement faible par rapport aux autres prix observés dans cette zone. Prière de corriger ou de confirmer avec le QG. Avertissement!!! Le ménage a consommé 8 Pièce Moyen de Carpe séchée, cette quantité semble anormale pour une consommation des 7 derniers jours.Prière de corriger ou de confirmer avec le QG. Incohérence!! Dans ce ménage, chaque individus consomme par jour 71.30095 Kg  de cereale; Prière de revoir les quantités prises de ces produits. Incohérence!! Dans ce ménage, chaque individus consomme par jour 71.30095 Kg  de cereale; Prière de revoir les quantités prises de ces produits.</w:t>
+        <w:t>- Attention ! Le prix unitaire d'achat (25 Fcfa) de Poivre en Sachets (Petit) est relativement faible par rapport aux autres prix observés dans cette zone. Prière de corriger ou de confirmer avec le QG. Avertissement!!! Le ménage a consommé 8 Pièce Moyen de Carpe séchée, cette quantité semble anormale pour une consommation des 7 derniers jours.Prière de corriger ou de confirmer avec le QG. Incohérence!! Dans ce ménage, chaque individus consomme par jour 127.0419 Kg  de cereale; Prière de revoir les quantités prises de ces produits. Incohérence!! Dans ce ménage, chaque individus consomme par jour 127.0419 Kg  de cereale; Prière de revoir les quantités prises de ces produits.</w:t>
       </w:r>
     </w:p>
     <w:p>
